--- a/Visa2026.Module/Resources/Registration.docx
+++ b/Visa2026.Module/Resources/Registration.docx
@@ -23,6 +23,9 @@
         <w:gridCol w:w="2190"/>
       </w:tblGrid>
       <w:tr>
+        <w:trPr>
+          <w:tblHeader/>
+        </w:trPr>
         <w:tc>
           <w:tcPr>
             <w:tcW w:w="481" w:type="dxa"/>
@@ -57,7 +60,6 @@
                 <w:bCs/>
               </w:rPr>
             </w:pPr>
-            <w:proofErr w:type="spellStart"/>
             <w:r>
               <w:rPr>
                 <w:rFonts w:ascii="Times New Roman" w:hAnsi="Times New Roman" w:cs="Times New Roman"/>
@@ -66,7 +68,6 @@
               </w:rPr>
               <w:t>Familiýasy</w:t>
             </w:r>
-            <w:proofErr w:type="spellEnd"/>
           </w:p>
         </w:tc>
         <w:tc>
@@ -103,34 +104,14 @@
                 <w:bCs/>
               </w:rPr>
             </w:pPr>
-            <w:proofErr w:type="spellStart"/>
             <w:r>
               <w:rPr>
                 <w:rFonts w:ascii="Times New Roman" w:hAnsi="Times New Roman" w:cs="Times New Roman"/>
                 <w:b/>
                 <w:bCs/>
               </w:rPr>
-              <w:t>Doglan</w:t>
+              <w:t>Doglan senesi</w:t>
             </w:r>
-            <w:proofErr w:type="spellEnd"/>
-            <w:r>
-              <w:rPr>
-                <w:rFonts w:ascii="Times New Roman" w:hAnsi="Times New Roman" w:cs="Times New Roman"/>
-                <w:b/>
-                <w:bCs/>
-              </w:rPr>
-              <w:t xml:space="preserve"> </w:t>
-            </w:r>
-            <w:proofErr w:type="spellStart"/>
-            <w:r>
-              <w:rPr>
-                <w:rFonts w:ascii="Times New Roman" w:hAnsi="Times New Roman" w:cs="Times New Roman"/>
-                <w:b/>
-                <w:bCs/>
-              </w:rPr>
-              <w:t>senesi</w:t>
-            </w:r>
-            <w:proofErr w:type="spellEnd"/>
           </w:p>
         </w:tc>
         <w:tc>
@@ -145,7 +126,6 @@
                 <w:bCs/>
               </w:rPr>
             </w:pPr>
-            <w:proofErr w:type="spellStart"/>
             <w:r>
               <w:rPr>
                 <w:rFonts w:ascii="Times New Roman" w:hAnsi="Times New Roman" w:cs="Times New Roman"/>
@@ -154,7 +134,6 @@
               </w:rPr>
               <w:t>Jynsy</w:t>
             </w:r>
-            <w:proofErr w:type="spellEnd"/>
           </w:p>
         </w:tc>
         <w:tc>
@@ -169,7 +148,6 @@
                 <w:bCs/>
               </w:rPr>
             </w:pPr>
-            <w:proofErr w:type="spellStart"/>
             <w:r>
               <w:rPr>
                 <w:rFonts w:ascii="Times New Roman" w:hAnsi="Times New Roman" w:cs="Times New Roman"/>
@@ -178,7 +156,6 @@
               </w:rPr>
               <w:t>Raýatlygy</w:t>
             </w:r>
-            <w:proofErr w:type="spellEnd"/>
           </w:p>
         </w:tc>
         <w:tc>
@@ -193,25 +170,37 @@
                 <w:bCs/>
               </w:rPr>
             </w:pPr>
-            <w:proofErr w:type="spellStart"/>
             <w:r>
               <w:rPr>
                 <w:rFonts w:ascii="Times New Roman" w:hAnsi="Times New Roman" w:cs="Times New Roman"/>
                 <w:b/>
                 <w:bCs/>
               </w:rPr>
-              <w:t>Pasportynyň</w:t>
+              <w:t xml:space="preserve">Pasportynyň </w:t>
             </w:r>
-            <w:proofErr w:type="spellEnd"/>
+          </w:p>
+          <w:p>
+            <w:pPr>
+              <w:rPr>
+                <w:rFonts w:ascii="Times New Roman" w:hAnsi="Times New Roman" w:cs="Times New Roman"/>
+                <w:b/>
+                <w:bCs/>
+              </w:rPr>
+            </w:pPr>
             <w:r>
               <w:rPr>
                 <w:rFonts w:ascii="Times New Roman" w:hAnsi="Times New Roman" w:cs="Times New Roman"/>
                 <w:b/>
                 <w:bCs/>
               </w:rPr>
-              <w:t xml:space="preserve"> </w:t>
+              <w:t>(şahsyýetini tassyklaýan resminamasynyň) belgisi</w:t>
             </w:r>
           </w:p>
+        </w:tc>
+        <w:tc>
+          <w:tcPr>
+            <w:tcW w:w="2062" w:type="dxa"/>
+          </w:tcPr>
           <w:p>
             <w:pPr>
               <w:rPr>
@@ -226,301 +215,91 @@
                 <w:b/>
                 <w:bCs/>
               </w:rPr>
-              <w:t>(</w:t>
+              <w:t xml:space="preserve">Pasportynyň </w:t>
             </w:r>
-            <w:proofErr w:type="spellStart"/>
+          </w:p>
+          <w:p>
+            <w:pPr>
+              <w:rPr>
+                <w:rFonts w:ascii="Times New Roman" w:hAnsi="Times New Roman" w:cs="Times New Roman"/>
+                <w:b/>
+                <w:bCs/>
+              </w:rPr>
+            </w:pPr>
             <w:r>
               <w:rPr>
                 <w:rFonts w:ascii="Times New Roman" w:hAnsi="Times New Roman" w:cs="Times New Roman"/>
                 <w:b/>
                 <w:bCs/>
               </w:rPr>
-              <w:t>şahsyýetini</w:t>
+              <w:t>(şahsyýetini tassyklaýan resminamasynyň) möhleti</w:t>
             </w:r>
-            <w:proofErr w:type="spellEnd"/>
+          </w:p>
+        </w:tc>
+        <w:tc>
+          <w:tcPr>
+            <w:tcW w:w="1402" w:type="dxa"/>
+          </w:tcPr>
+          <w:p>
+            <w:pPr>
+              <w:rPr>
+                <w:rFonts w:ascii="Times New Roman" w:hAnsi="Times New Roman" w:cs="Times New Roman"/>
+                <w:b/>
+                <w:bCs/>
+              </w:rPr>
+            </w:pPr>
             <w:r>
               <w:rPr>
                 <w:rFonts w:ascii="Times New Roman" w:hAnsi="Times New Roman" w:cs="Times New Roman"/>
                 <w:b/>
                 <w:bCs/>
               </w:rPr>
-              <w:t xml:space="preserve"> </w:t>
+              <w:t>Gelmeginiň maksady</w:t>
             </w:r>
-            <w:proofErr w:type="spellStart"/>
+          </w:p>
+        </w:tc>
+        <w:tc>
+          <w:tcPr>
+            <w:tcW w:w="1650" w:type="dxa"/>
+          </w:tcPr>
+          <w:p>
+            <w:pPr>
+              <w:rPr>
+                <w:rFonts w:ascii="Times New Roman" w:hAnsi="Times New Roman" w:cs="Times New Roman"/>
+                <w:b/>
+                <w:bCs/>
+              </w:rPr>
+            </w:pPr>
             <w:r>
               <w:rPr>
                 <w:rFonts w:ascii="Times New Roman" w:hAnsi="Times New Roman" w:cs="Times New Roman"/>
                 <w:b/>
                 <w:bCs/>
               </w:rPr>
-              <w:t>tassyklaýan</w:t>
+              <w:t>Wiza maglumatlary</w:t>
             </w:r>
-            <w:proofErr w:type="spellEnd"/>
+          </w:p>
+        </w:tc>
+        <w:tc>
+          <w:tcPr>
+            <w:tcW w:w="2125" w:type="dxa"/>
+          </w:tcPr>
+          <w:p>
+            <w:pPr>
+              <w:rPr>
+                <w:rFonts w:ascii="Times New Roman" w:hAnsi="Times New Roman" w:cs="Times New Roman"/>
+                <w:b/>
+                <w:bCs/>
+              </w:rPr>
+            </w:pPr>
             <w:r>
               <w:rPr>
                 <w:rFonts w:ascii="Times New Roman" w:hAnsi="Times New Roman" w:cs="Times New Roman"/>
                 <w:b/>
                 <w:bCs/>
               </w:rPr>
-              <w:t xml:space="preserve"> </w:t>
+              <w:t>Türkmenistandaky salgysy</w:t>
             </w:r>
-            <w:proofErr w:type="spellStart"/>
-            <w:r>
-              <w:rPr>
-                <w:rFonts w:ascii="Times New Roman" w:hAnsi="Times New Roman" w:cs="Times New Roman"/>
-                <w:b/>
-                <w:bCs/>
-              </w:rPr>
-              <w:t>resminamasynyň</w:t>
-            </w:r>
-            <w:proofErr w:type="spellEnd"/>
-            <w:r>
-              <w:rPr>
-                <w:rFonts w:ascii="Times New Roman" w:hAnsi="Times New Roman" w:cs="Times New Roman"/>
-                <w:b/>
-                <w:bCs/>
-              </w:rPr>
-              <w:t xml:space="preserve">) </w:t>
-            </w:r>
-            <w:proofErr w:type="spellStart"/>
-            <w:r>
-              <w:rPr>
-                <w:rFonts w:ascii="Times New Roman" w:hAnsi="Times New Roman" w:cs="Times New Roman"/>
-                <w:b/>
-                <w:bCs/>
-              </w:rPr>
-              <w:t>belgisi</w:t>
-            </w:r>
-            <w:proofErr w:type="spellEnd"/>
-          </w:p>
-        </w:tc>
-        <w:tc>
-          <w:tcPr>
-            <w:tcW w:w="2062" w:type="dxa"/>
-          </w:tcPr>
-          <w:p>
-            <w:pPr>
-              <w:rPr>
-                <w:rFonts w:ascii="Times New Roman" w:hAnsi="Times New Roman" w:cs="Times New Roman"/>
-                <w:b/>
-                <w:bCs/>
-              </w:rPr>
-            </w:pPr>
-            <w:proofErr w:type="spellStart"/>
-            <w:r>
-              <w:rPr>
-                <w:rFonts w:ascii="Times New Roman" w:hAnsi="Times New Roman" w:cs="Times New Roman"/>
-                <w:b/>
-                <w:bCs/>
-              </w:rPr>
-              <w:t>Pasportynyň</w:t>
-            </w:r>
-            <w:proofErr w:type="spellEnd"/>
-            <w:r>
-              <w:rPr>
-                <w:rFonts w:ascii="Times New Roman" w:hAnsi="Times New Roman" w:cs="Times New Roman"/>
-                <w:b/>
-                <w:bCs/>
-              </w:rPr>
-              <w:t xml:space="preserve"> </w:t>
-            </w:r>
-          </w:p>
-          <w:p>
-            <w:pPr>
-              <w:rPr>
-                <w:rFonts w:ascii="Times New Roman" w:hAnsi="Times New Roman" w:cs="Times New Roman"/>
-                <w:b/>
-                <w:bCs/>
-              </w:rPr>
-            </w:pPr>
-            <w:r>
-              <w:rPr>
-                <w:rFonts w:ascii="Times New Roman" w:hAnsi="Times New Roman" w:cs="Times New Roman"/>
-                <w:b/>
-                <w:bCs/>
-              </w:rPr>
-              <w:t>(</w:t>
-            </w:r>
-            <w:proofErr w:type="spellStart"/>
-            <w:r>
-              <w:rPr>
-                <w:rFonts w:ascii="Times New Roman" w:hAnsi="Times New Roman" w:cs="Times New Roman"/>
-                <w:b/>
-                <w:bCs/>
-              </w:rPr>
-              <w:t>şahsyýetini</w:t>
-            </w:r>
-            <w:proofErr w:type="spellEnd"/>
-            <w:r>
-              <w:rPr>
-                <w:rFonts w:ascii="Times New Roman" w:hAnsi="Times New Roman" w:cs="Times New Roman"/>
-                <w:b/>
-                <w:bCs/>
-              </w:rPr>
-              <w:t xml:space="preserve"> </w:t>
-            </w:r>
-            <w:proofErr w:type="spellStart"/>
-            <w:r>
-              <w:rPr>
-                <w:rFonts w:ascii="Times New Roman" w:hAnsi="Times New Roman" w:cs="Times New Roman"/>
-                <w:b/>
-                <w:bCs/>
-              </w:rPr>
-              <w:t>tassyklaýan</w:t>
-            </w:r>
-            <w:proofErr w:type="spellEnd"/>
-            <w:r>
-              <w:rPr>
-                <w:rFonts w:ascii="Times New Roman" w:hAnsi="Times New Roman" w:cs="Times New Roman"/>
-                <w:b/>
-                <w:bCs/>
-              </w:rPr>
-              <w:t xml:space="preserve"> </w:t>
-            </w:r>
-            <w:proofErr w:type="spellStart"/>
-            <w:r>
-              <w:rPr>
-                <w:rFonts w:ascii="Times New Roman" w:hAnsi="Times New Roman" w:cs="Times New Roman"/>
-                <w:b/>
-                <w:bCs/>
-              </w:rPr>
-              <w:t>resminamasynyň</w:t>
-            </w:r>
-            <w:proofErr w:type="spellEnd"/>
-            <w:r>
-              <w:rPr>
-                <w:rFonts w:ascii="Times New Roman" w:hAnsi="Times New Roman" w:cs="Times New Roman"/>
-                <w:b/>
-                <w:bCs/>
-              </w:rPr>
-              <w:t xml:space="preserve">) </w:t>
-            </w:r>
-            <w:proofErr w:type="spellStart"/>
-            <w:r>
-              <w:rPr>
-                <w:rFonts w:ascii="Times New Roman" w:hAnsi="Times New Roman" w:cs="Times New Roman"/>
-                <w:b/>
-                <w:bCs/>
-              </w:rPr>
-              <w:t>möhleti</w:t>
-            </w:r>
-            <w:proofErr w:type="spellEnd"/>
-          </w:p>
-        </w:tc>
-        <w:tc>
-          <w:tcPr>
-            <w:tcW w:w="1402" w:type="dxa"/>
-          </w:tcPr>
-          <w:p>
-            <w:pPr>
-              <w:rPr>
-                <w:rFonts w:ascii="Times New Roman" w:hAnsi="Times New Roman" w:cs="Times New Roman"/>
-                <w:b/>
-                <w:bCs/>
-              </w:rPr>
-            </w:pPr>
-            <w:proofErr w:type="spellStart"/>
-            <w:r>
-              <w:rPr>
-                <w:rFonts w:ascii="Times New Roman" w:hAnsi="Times New Roman" w:cs="Times New Roman"/>
-                <w:b/>
-                <w:bCs/>
-              </w:rPr>
-              <w:t>Gelmeginiň</w:t>
-            </w:r>
-            <w:proofErr w:type="spellEnd"/>
-            <w:r>
-              <w:rPr>
-                <w:rFonts w:ascii="Times New Roman" w:hAnsi="Times New Roman" w:cs="Times New Roman"/>
-                <w:b/>
-                <w:bCs/>
-              </w:rPr>
-              <w:t xml:space="preserve"> </w:t>
-            </w:r>
-            <w:proofErr w:type="spellStart"/>
-            <w:r>
-              <w:rPr>
-                <w:rFonts w:ascii="Times New Roman" w:hAnsi="Times New Roman" w:cs="Times New Roman"/>
-                <w:b/>
-                <w:bCs/>
-              </w:rPr>
-              <w:t>maksady</w:t>
-            </w:r>
-            <w:proofErr w:type="spellEnd"/>
-          </w:p>
-        </w:tc>
-        <w:tc>
-          <w:tcPr>
-            <w:tcW w:w="1650" w:type="dxa"/>
-          </w:tcPr>
-          <w:p>
-            <w:pPr>
-              <w:rPr>
-                <w:rFonts w:ascii="Times New Roman" w:hAnsi="Times New Roman" w:cs="Times New Roman"/>
-                <w:b/>
-                <w:bCs/>
-              </w:rPr>
-            </w:pPr>
-            <w:r>
-              <w:rPr>
-                <w:rFonts w:ascii="Times New Roman" w:hAnsi="Times New Roman" w:cs="Times New Roman"/>
-                <w:b/>
-                <w:bCs/>
-              </w:rPr>
-              <w:t xml:space="preserve">Wiza </w:t>
-            </w:r>
-            <w:proofErr w:type="spellStart"/>
-            <w:r>
-              <w:rPr>
-                <w:rFonts w:ascii="Times New Roman" w:hAnsi="Times New Roman" w:cs="Times New Roman"/>
-                <w:b/>
-                <w:bCs/>
-              </w:rPr>
-              <w:t>maglumatlary</w:t>
-            </w:r>
-            <w:proofErr w:type="spellEnd"/>
-          </w:p>
-        </w:tc>
-        <w:tc>
-          <w:tcPr>
-            <w:tcW w:w="2125" w:type="dxa"/>
-          </w:tcPr>
-          <w:p>
-            <w:pPr>
-              <w:rPr>
-                <w:rFonts w:ascii="Times New Roman" w:hAnsi="Times New Roman" w:cs="Times New Roman"/>
-                <w:b/>
-                <w:bCs/>
-              </w:rPr>
-            </w:pPr>
-            <w:proofErr w:type="spellStart"/>
-            <w:r>
-              <w:rPr>
-                <w:rFonts w:ascii="Times New Roman" w:hAnsi="Times New Roman" w:cs="Times New Roman"/>
-                <w:b/>
-                <w:bCs/>
-              </w:rPr>
-              <w:t>Türkmenistandaky</w:t>
-            </w:r>
-            <w:proofErr w:type="spellEnd"/>
-            <w:r>
-              <w:rPr>
-                <w:rFonts w:ascii="Times New Roman" w:hAnsi="Times New Roman" w:cs="Times New Roman"/>
-                <w:b/>
-                <w:bCs/>
-              </w:rPr>
-              <w:t xml:space="preserve"> </w:t>
-            </w:r>
-            <w:proofErr w:type="spellStart"/>
-            <w:r>
-              <w:rPr>
-                <w:rFonts w:ascii="Times New Roman" w:hAnsi="Times New Roman" w:cs="Times New Roman"/>
-                <w:b/>
-                <w:bCs/>
-              </w:rPr>
-              <w:t>salgysy</w:t>
-            </w:r>
-            <w:proofErr w:type="spellEnd"/>
           </w:p>
         </w:tc>
       </w:tr>
@@ -655,6 +434,12 @@
                 <w:rFonts w:ascii="Times New Roman" w:hAnsi="Times New Roman" w:cs="Times New Roman"/>
               </w:rPr>
             </w:pPr>
+            <w:r>
+              <w:rPr>
+                <w:rFonts w:ascii="Times New Roman" w:hAnsi="Times New Roman" w:cs="Times New Roman"/>
+              </w:rPr>
+              <w:t>0</w:t>
+            </w:r>
           </w:p>
         </w:tc>
       </w:tr>
@@ -936,70 +721,14 @@
           <w:bCs/>
         </w:rPr>
       </w:pPr>
-      <w:proofErr w:type="spellStart"/>
       <w:r>
         <w:rPr>
           <w:rFonts w:ascii="Times New Roman" w:hAnsi="Times New Roman" w:cs="Times New Roman"/>
           <w:b/>
           <w:bCs/>
         </w:rPr>
-        <w:t>Daşary</w:t>
+        <w:t>Daşary ýurt raýatlarynyň sanawy</w:t>
       </w:r>
-      <w:proofErr w:type="spellEnd"/>
-      <w:r>
-        <w:rPr>
-          <w:rFonts w:ascii="Times New Roman" w:hAnsi="Times New Roman" w:cs="Times New Roman"/>
-          <w:b/>
-          <w:bCs/>
-        </w:rPr>
-        <w:t xml:space="preserve"> </w:t>
-      </w:r>
-      <w:proofErr w:type="spellStart"/>
-      <w:r>
-        <w:rPr>
-          <w:rFonts w:ascii="Times New Roman" w:hAnsi="Times New Roman" w:cs="Times New Roman"/>
-          <w:b/>
-          <w:bCs/>
-        </w:rPr>
-        <w:t>ýurt</w:t>
-      </w:r>
-      <w:proofErr w:type="spellEnd"/>
-      <w:r>
-        <w:rPr>
-          <w:rFonts w:ascii="Times New Roman" w:hAnsi="Times New Roman" w:cs="Times New Roman"/>
-          <w:b/>
-          <w:bCs/>
-        </w:rPr>
-        <w:t xml:space="preserve"> </w:t>
-      </w:r>
-      <w:proofErr w:type="spellStart"/>
-      <w:r>
-        <w:rPr>
-          <w:rFonts w:ascii="Times New Roman" w:hAnsi="Times New Roman" w:cs="Times New Roman"/>
-          <w:b/>
-          <w:bCs/>
-        </w:rPr>
-        <w:t>raýatlarynyň</w:t>
-      </w:r>
-      <w:proofErr w:type="spellEnd"/>
-      <w:r>
-        <w:rPr>
-          <w:rFonts w:ascii="Times New Roman" w:hAnsi="Times New Roman" w:cs="Times New Roman"/>
-          <w:b/>
-          <w:bCs/>
-        </w:rPr>
-        <w:t xml:space="preserve"> </w:t>
-      </w:r>
-      <w:proofErr w:type="spellStart"/>
-      <w:r>
-        <w:rPr>
-          <w:rFonts w:ascii="Times New Roman" w:hAnsi="Times New Roman" w:cs="Times New Roman"/>
-          <w:b/>
-          <w:bCs/>
-        </w:rPr>
-        <w:t>sanawy</w:t>
-      </w:r>
-      <w:proofErr w:type="spellEnd"/>
     </w:p>
     <w:sectPr>
       <w:headerReference w:type="even" r:id="rId6"/>
